--- a/worksheets/Lab11-Worksheet.docx
+++ b/worksheets/Lab11-Worksheet.docx
@@ -24,7 +24,7 @@
           <w:color w:val="1A3C6E"/>
           <w:sz w:val="32"/>
         </w:rPr>
-        <w:t>Lab 11 — Analyze text</w:t>
+        <w:t>Lab 11 — Develop a multi-agent solution</w:t>
       </w:r>
     </w:p>
     <w:p>
@@ -36,7 +36,7 @@
           <w:color w:val="888888"/>
           <w:sz w:val="20"/>
         </w:rPr>
-        <w:t>Week 6  |  Required</w:t>
+        <w:t>Week 5  |  Required</w:t>
       </w:r>
     </w:p>
     <w:p/>
@@ -117,7 +117,7 @@
     </w:p>
     <w:p>
       <w:r>
-        <w:t>In this lab, you provisioned an Azure AI Language resource and built a Python hotel-review analysis app using the Text Analytics SDK. You incrementally added code to detect language, evaluate sentiment, extract key phrases, recognize named entities, and identify linked entities for each review file.</w:t>
+        <w:t>In this lab, you implemented a sequential multi-agent pipeline using the Microsoft Agent Framework SDK by creating three specialized agents — Summarizer, Classifier, and Action — chaining them with SequentialBuilder, and streaming the pipeline output to observe each agent's stage-labeled contribution as customer feedback flowed through the orchestration in a single automated run.</w:t>
       </w:r>
     </w:p>
     <w:p/>
@@ -145,12 +145,12 @@
           <w:b/>
           <w:sz w:val="22"/>
         </w:rPr>
-        <w:t>Screenshot 1 — Language Detection and Sentiment Output</w:t>
+        <w:t>Screenshot 1 — Agents Python Three Agents</w:t>
       </w:r>
     </w:p>
     <w:p>
       <w:r>
-        <w:t>After adding the language detection code (detect_language) and the sentiment analysis code (analyze_sentiment) to text-analysis.py, run the program with 'python text-analysis.py' in Cloud Shell. Capture the terminal output showing the Language and Sentiment results for at least two review files.</w:t>
+        <w:t>VS Code editor showing agents.py with the three agent definitions: Summarizer (instruction to condense feedback into a brief neutral statement), Classifier (instruction to categorize as Positive, Negative, or Feature Request), and Action (instruction to recommend follow-up steps), each instantiated with AzureAIAgentClient and the gpt-4.1 deployment.</w:t>
       </w:r>
     </w:p>
     <w:tbl>
@@ -193,12 +193,12 @@
           <w:b/>
           <w:sz w:val="22"/>
         </w:rPr>
-        <w:t>Screenshot 2 — Key Phrases and Entities Output</w:t>
+        <w:t>Screenshot 2 — Sequential Builder Pipeline</w:t>
       </w:r>
     </w:p>
     <w:p>
       <w:r>
-        <w:t>After adding the key phrase extraction (extract_key_phrases) and entity recognition (recognize_entities) code to text-analysis.py, run the program again. Capture the terminal output showing the Key Phrases list and the Entities list (with category labels such as Location, DateTime, or Person) for at least one review file.</w:t>
+        <w:t>VS Code editor showing the SequentialBuilder configuration block in agents.py: the three agents added in order (summarizer, classifier, action), the customer feedback string passed as input, and the pipeline.run(stream=True) call that triggers the chained execution.</w:t>
       </w:r>
     </w:p>
     <w:tbl>
@@ -241,12 +241,12 @@
           <w:b/>
           <w:sz w:val="22"/>
         </w:rPr>
-        <w:t>Screenshot 3 — Linked Entities Output</w:t>
+        <w:t>Screenshot 3 — Multi Agent Terminal Output</w:t>
       </w:r>
     </w:p>
     <w:p>
       <w:r>
-        <w:t>After adding the linked entity recognition code (recognize_linked_entities) to text-analysis.py, run the final version of the program. Capture the terminal output showing the Links section with entity names and their Wikipedia URLs for at least one review file.</w:t>
+        <w:t>VS Code integrated terminal showing the streamed multi-agent output with clearly labeled stages: '[user]' displaying the original customer feedback, '[summarizer]' showing the condensed neutral summary, '[classifier]' outputting the category label (e.g., 'Feature Request'), and '[action]' providing the recommended follow-up steps.</w:t>
       </w:r>
     </w:p>
     <w:tbl>
@@ -299,7 +299,7 @@
           <w:b/>
           <w:sz w:val="22"/>
         </w:rPr>
-        <w:t>1. Choose one of the hotel review files and report the detected language, overall sentiment, and at least three key phrases returned by the Text Analytics API. Were any of the results surprising or incorrect?</w:t>
+        <w:t>1. The pipeline used a sequential orchestration pattern in which each agent received the previous agent's output as its input. Describe a scenario where a parallel or fan-out orchestration pattern would be more appropriate than a sequential one, and explain what changes to the SequentialBuilder configuration would be needed.</w:t>
       </w:r>
     </w:p>
     <w:p>
@@ -320,7 +320,7 @@
           <w:b/>
           <w:sz w:val="22"/>
         </w:rPr>
-        <w:t>2. Compare the named entities returned by recognize_entities with the linked entities returned by recognize_linked_entities for the same review. What additional information do linked entities provide, and why might that be useful in a real hotel-review analysis system?</w:t>
+        <w:t>2. Each agent in the pipeline had a single, narrowly scoped instruction (summarize, classify, or recommend). Compare this decomposed multi-agent design to a single agent given all three instructions at once — what are the reliability, maintainability, and observability trade-offs?</w:t>
       </w:r>
     </w:p>
     <w:p>
@@ -341,7 +341,7 @@
           <w:b/>
           <w:sz w:val="22"/>
         </w:rPr>
-        <w:t>3. The lab processes each review individually with a separate API call per file. What trade-offs would you consider when choosing between single-document and batch API calls in a production application?</w:t>
+        <w:t>3. Streaming output (stream=True) displayed each agent's result as it was produced rather than waiting for the full pipeline to complete. How does streaming affect the user experience in a customer-support context, and what additional complexity does streaming introduce when an error occurs mid-pipeline?</w:t>
       </w:r>
     </w:p>
     <w:p>
